--- a/BookLab-Task2-Handover.docx
+++ b/BookLab-Task2-Handover.docx
@@ -28,7 +28,7 @@
         </w:p>
       </w:sdtContent>
     </w:sdt>
-    <w:bookmarkStart w:id="28" w:name="booklab-task-2-handover-document"/>
+    <w:bookmarkStart w:id="30" w:name="booklab-task-2-handover-document"/>
     <w:p>
       <w:pPr>
         <w:pStyle w:val="Heading1"/>
@@ -138,9 +138,14 @@
             <w:pPr>
               <w:pStyle w:val="Compact"/>
             </w:pPr>
-            <w:r>
-              <w:t xml:space="preserve">https://adeeb-booklab-task2.web.app</w:t>
-            </w:r>
+            <w:hyperlink r:id="rId9">
+              <w:r>
+                <w:rPr>
+                  <w:rStyle w:val="Hyperlink"/>
+                </w:rPr>
+                <w:t xml:space="preserve">https://adeeb-booklab-task2.web.app</w:t>
+              </w:r>
+            </w:hyperlink>
           </w:p>
         </w:tc>
       </w:tr>
@@ -166,9 +171,14 @@
             <w:pPr>
               <w:pStyle w:val="Compact"/>
             </w:pPr>
-            <w:r>
-              <w:t xml:space="preserve">https://github.com/alishehroz-ideo/webgl-and-firebase-learning</w:t>
-            </w:r>
+            <w:hyperlink r:id="rId10">
+              <w:r>
+                <w:rPr>
+                  <w:rStyle w:val="Hyperlink"/>
+                </w:rPr>
+                <w:t xml:space="preserve">https://github.com/alishehroz-ideo/webgl-and-firebase-learning</w:t>
+              </w:r>
+            </w:hyperlink>
           </w:p>
         </w:tc>
       </w:tr>
@@ -220,7 +230,12 @@
         </w:pict>
       </w:r>
     </w:p>
-    <w:bookmarkStart w:id="12" w:name="overview-of-the-implementation"/>
+    <w:p>
+      <w:r>
+        <w:br w:type="page"/>
+      </w:r>
+    </w:p>
+    <w:bookmarkStart w:id="14" w:name="overview-of-the-implementation"/>
     <w:p>
       <w:pPr>
         <w:pStyle w:val="Heading2"/>
@@ -394,18 +409,18 @@
           <wp:inline>
             <wp:extent cx="5334000" cy="3550097"/>
             <wp:effectExtent b="0" l="0" r="0" t="0"/>
-            <wp:docPr descr="The search screen — searching one author returns three parsed cards (Name · Author · Date)." title="" id="10" name="Picture"/>
+            <wp:docPr descr="The search screen — searching one author returns three parsed cards (Name · Author · Date)." title="" id="12" name="Picture"/>
             <a:graphic>
               <a:graphicData uri="http://schemas.openxmlformats.org/drawingml/2006/picture">
                 <pic:pic>
                   <pic:nvPicPr>
-                    <pic:cNvPr descr="../video/shots/task2-search.png" id="11" name="Picture"/>
+                    <pic:cNvPr descr="../video/shots/task2-search.png" id="13" name="Picture"/>
                     <pic:cNvPicPr>
                       <a:picLocks noChangeArrowheads="1" noChangeAspect="1"/>
                     </pic:cNvPicPr>
                   </pic:nvPicPr>
                   <pic:blipFill>
-                    <a:blip r:embed="rId9"/>
+                    <a:blip r:embed="rId11"/>
                     <a:stretch>
                       <a:fillRect/>
                     </a:stretch>
@@ -440,8 +455,13 @@
         <w:t xml:space="preserve">The search screen — searching one author returns three parsed cards (Name · Author · Date).</w:t>
       </w:r>
     </w:p>
-    <w:bookmarkEnd w:id="12"/>
-    <w:bookmarkStart w:id="16" w:name="the-data-challenge"/>
+    <w:p>
+      <w:r>
+        <w:br w:type="page"/>
+      </w:r>
+    </w:p>
+    <w:bookmarkEnd w:id="14"/>
+    <w:bookmarkStart w:id="18" w:name="the-data-challenge"/>
     <w:p>
       <w:pPr>
         <w:pStyle w:val="Heading2"/>
@@ -706,18 +726,18 @@
           <wp:inline>
             <wp:extent cx="5334000" cy="2965653"/>
             <wp:effectExtent b="0" l="0" r="0" t="0"/>
-            <wp:docPr descr="The real CoverInfo in Firebase — one jammed string, mixed separators, Arabic + Latin. The field is …CoverInfo, id-prefixed." title="" id="14" name="Picture"/>
+            <wp:docPr descr="The real CoverInfo in Firebase — one jammed string, mixed separators, Arabic + Latin. The field is …CoverInfo, id-prefixed." title="" id="16" name="Picture"/>
             <a:graphic>
               <a:graphicData uri="http://schemas.openxmlformats.org/drawingml/2006/picture">
                 <pic:pic>
                   <pic:nvPicPr>
-                    <pic:cNvPr descr="../video/shots/task2-firebase.png" id="15" name="Picture"/>
+                    <pic:cNvPr descr="../video/shots/task2-firebase.png" id="17" name="Picture"/>
                     <pic:cNvPicPr>
                       <a:picLocks noChangeArrowheads="1" noChangeAspect="1"/>
                     </pic:cNvPicPr>
                   </pic:nvPicPr>
                   <pic:blipFill>
-                    <a:blip r:embed="rId13"/>
+                    <a:blip r:embed="rId15"/>
                     <a:stretch>
                       <a:fillRect/>
                     </a:stretch>
@@ -797,8 +817,13 @@
         <w:t xml:space="preserve">the source stays untouched. The app reads it as-is and extracts Name / Author / Date programmatically.</w:t>
       </w:r>
     </w:p>
-    <w:bookmarkEnd w:id="16"/>
-    <w:bookmarkStart w:id="17" w:name="Xac2df50f81cf69e5007513d028a14bcde35c918"/>
+    <w:p>
+      <w:r>
+        <w:br w:type="page"/>
+      </w:r>
+    </w:p>
+    <w:bookmarkEnd w:id="18"/>
+    <w:bookmarkStart w:id="19" w:name="Xac2df50f81cf69e5007513d028a14bcde35c918"/>
     <w:p>
       <w:pPr>
         <w:pStyle w:val="Heading2"/>
@@ -4269,8 +4294,13 @@
         <w:t xml:space="preserve">model + the shape rules, easily extended (e.g. a second date shape) without touching callers.</w:t>
       </w:r>
     </w:p>
-    <w:bookmarkEnd w:id="17"/>
-    <w:bookmarkStart w:id="21" w:name="X7d55c1ceff9f4036c615f62969dac1c1282084b"/>
+    <w:p>
+      <w:r>
+        <w:br w:type="page"/>
+      </w:r>
+    </w:p>
+    <w:bookmarkEnd w:id="19"/>
+    <w:bookmarkStart w:id="23" w:name="X7d55c1ceff9f4036c615f62969dac1c1282084b"/>
     <w:p>
       <w:pPr>
         <w:pStyle w:val="Heading2"/>
@@ -4315,18 +4345,18 @@
           <wp:inline>
             <wp:extent cx="2358998" cy="2919932"/>
             <wp:effectExtent b="0" l="0" r="0" t="0"/>
-            <wp:docPr descr="The real Features/Search folder — Model, View, Controller, Events, plus the parser." title="" id="19" name="Picture"/>
+            <wp:docPr descr="The real Features/Search folder — Model, View, Controller, Events, plus the parser." title="" id="21" name="Picture"/>
             <a:graphic>
               <a:graphicData uri="http://schemas.openxmlformats.org/drawingml/2006/picture">
                 <pic:pic>
                   <pic:nvPicPr>
-                    <pic:cNvPr descr="../video/shots/task2-folder.png" id="20" name="Picture"/>
+                    <pic:cNvPr descr="../video/shots/task2-folder.png" id="22" name="Picture"/>
                     <pic:cNvPicPr>
                       <a:picLocks noChangeArrowheads="1" noChangeAspect="1"/>
                     </pic:cNvPicPr>
                   </pic:nvPicPr>
                   <pic:blipFill>
-                    <a:blip r:embed="rId18"/>
+                    <a:blip r:embed="rId20"/>
                     <a:stretch>
                       <a:fillRect/>
                     </a:stretch>
@@ -4933,8 +4963,13 @@
         <w:t xml:space="preserve">}</w:t>
       </w:r>
     </w:p>
-    <w:bookmarkEnd w:id="21"/>
-    <w:bookmarkStart w:id="22" w:name="data-loading-caching-error-states"/>
+    <w:p>
+      <w:r>
+        <w:br w:type="page"/>
+      </w:r>
+    </w:p>
+    <w:bookmarkEnd w:id="23"/>
+    <w:bookmarkStart w:id="24" w:name="data-loading-caching-error-states"/>
     <w:p>
       <w:pPr>
         <w:pStyle w:val="Heading2"/>
@@ -6139,8 +6174,13 @@
         <w:t xml:space="preserve">}</w:t>
       </w:r>
     </w:p>
-    <w:bookmarkEnd w:id="22"/>
-    <w:bookmarkStart w:id="23" w:name="search-performance-search-performance"/>
+    <w:p>
+      <w:r>
+        <w:br w:type="page"/>
+      </w:r>
+    </w:p>
+    <w:bookmarkEnd w:id="24"/>
+    <w:bookmarkStart w:id="25" w:name="search-performance-search-performance"/>
     <w:p>
       <w:pPr>
         <w:pStyle w:val="Heading2"/>
@@ -6670,8 +6710,13 @@
         <w:t xml:space="preserve">}</w:t>
       </w:r>
     </w:p>
-    <w:bookmarkEnd w:id="23"/>
-    <w:bookmarkStart w:id="24" w:name="scalability-discussion-required"/>
+    <w:p>
+      <w:r>
+        <w:br w:type="page"/>
+      </w:r>
+    </w:p>
+    <w:bookmarkEnd w:id="25"/>
+    <w:bookmarkStart w:id="26" w:name="scalability-discussion-required"/>
     <w:p>
       <w:pPr>
         <w:pStyle w:val="Heading2"/>
@@ -7057,8 +7102,13 @@
         <w:t xml:space="preserve">, never in the live search path.</w:t>
       </w:r>
     </w:p>
-    <w:bookmarkEnd w:id="24"/>
-    <w:bookmarkStart w:id="25" w:name="key-decisions-challenges"/>
+    <w:p>
+      <w:r>
+        <w:br w:type="page"/>
+      </w:r>
+    </w:p>
+    <w:bookmarkEnd w:id="26"/>
+    <w:bookmarkStart w:id="27" w:name="key-decisions-challenges"/>
     <w:p>
       <w:pPr>
         <w:pStyle w:val="Heading2"/>
@@ -7237,8 +7287,13 @@
         <w:t xml:space="preserve">Empty, unreachable, or malformed data all resolve to a clear on-screen message — never a blank screen or a crash.</w:t>
       </w:r>
     </w:p>
-    <w:bookmarkEnd w:id="25"/>
-    <w:bookmarkStart w:id="26" w:name="use-of-ai-tools"/>
+    <w:p>
+      <w:r>
+        <w:br w:type="page"/>
+      </w:r>
+    </w:p>
+    <w:bookmarkEnd w:id="27"/>
+    <w:bookmarkStart w:id="28" w:name="use-of-ai-tools"/>
     <w:p>
       <w:pPr>
         <w:pStyle w:val="Heading2"/>
@@ -7287,8 +7342,13 @@
         <w:t xml:space="preserve">AI belongs at scale (offline index-building, not the live search path). It sped the build up — the direction, the decisions, and the understanding are mine.</w:t>
       </w:r>
     </w:p>
-    <w:bookmarkEnd w:id="26"/>
-    <w:bookmarkStart w:id="27" w:name="tech-stack-running-deploying"/>
+    <w:p>
+      <w:r>
+        <w:br w:type="page"/>
+      </w:r>
+    </w:p>
+    <w:bookmarkEnd w:id="28"/>
+    <w:bookmarkStart w:id="29" w:name="tech-stack-running-deploying"/>
     <w:p>
       <w:pPr>
         <w:pStyle w:val="Heading2"/>
@@ -7579,9 +7639,14 @@
             <w:pPr>
               <w:pStyle w:val="Compact"/>
             </w:pPr>
-            <w:r>
-              <w:t xml:space="preserve">https://adeeb-booklab-task2.web.app</w:t>
-            </w:r>
+            <w:hyperlink r:id="rId9">
+              <w:r>
+                <w:rPr>
+                  <w:rStyle w:val="Hyperlink"/>
+                </w:rPr>
+                <w:t xml:space="preserve">https://adeeb-booklab-task2.web.app</w:t>
+              </w:r>
+            </w:hyperlink>
           </w:p>
         </w:tc>
       </w:tr>
@@ -7603,9 +7668,14 @@
             <w:pPr>
               <w:pStyle w:val="Compact"/>
             </w:pPr>
-            <w:r>
-              <w:t xml:space="preserve">https://github.com/alishehroz-ideo/webgl-and-firebase-learning</w:t>
-            </w:r>
+            <w:hyperlink r:id="rId10">
+              <w:r>
+                <w:rPr>
+                  <w:rStyle w:val="Hyperlink"/>
+                </w:rPr>
+                <w:t xml:space="preserve">https://github.com/alishehroz-ideo/webgl-and-firebase-learning</w:t>
+              </w:r>
+            </w:hyperlink>
           </w:p>
         </w:tc>
       </w:tr>
@@ -7640,8 +7710,8 @@
         <w:t xml:space="preserve">Content data is real assessment data used as-is. Arabic rendering uses the Amiri font (SIL Open Font License).</w:t>
       </w:r>
     </w:p>
-    <w:bookmarkEnd w:id="27"/>
-    <w:bookmarkEnd w:id="28"/>
+    <w:bookmarkEnd w:id="29"/>
+    <w:bookmarkEnd w:id="30"/>
     <w:sectPr>
       <w:footnotePr>
         <w:numRestart w:val="eachSect"/>
